--- a/grade8/Fluency-Lab-Package/module-materials/Module-2-Multiply/FluencyLab_M2_MultiDigit_Light.docx
+++ b/grade8/Fluency-Lab-Package/module-materials/Module-2-Multiply/FluencyLab_M2_MultiDigit_Light.docx
@@ -297,7 +297,7 @@
           <w:sz w:val="22"/>
           <w:szCs w:val="22"/>
         </w:rPr>
-        <w:t xml:space="preserve">One digit on the bottom: multiply each digit, carrying. Two digits: two partial products — the second is the tens (47 × 30 = 1410, the shift) — then add. </w:t>
+        <w:t xml:space="preserve">Line 1:  </w:t>
       </w:r>
       <w:r>
         <w:rPr>
@@ -314,7 +314,7 @@
           <w:sz w:val="22"/>
           <w:szCs w:val="22"/>
         </w:rPr>
-        <w:t xml:space="preserve">, </w:t>
+        <w:t xml:space="preserve">.   Line 2 (shift):  </w:t>
       </w:r>
       <w:r>
         <w:rPr>
@@ -331,7 +331,7 @@
           <w:sz w:val="22"/>
           <w:szCs w:val="22"/>
         </w:rPr>
-        <w:t xml:space="preserve">, sum </w:t>
+        <w:t xml:space="preserve">.   Add:  </w:t>
       </w:r>
       <w:r>
         <w:rPr>
@@ -366,7 +366,7 @@
           <w:sz w:val="26"/>
           <w:szCs w:val="26"/>
         </w:rPr>
-        <w:t xml:space="preserve">Copy the move — worked example, then your turn</w:t>
+        <w:t xml:space="preserve">Copy the move</w:t>
       </w:r>
     </w:p>
     <w:tbl>
@@ -512,7 +512,7 @@
                 <w:sz w:val="19"/>
                 <w:szCs w:val="19"/>
               </w:rPr>
-              <w:t xml:space="preserve">Now you try — just like it</w:t>
+              <w:t xml:space="preserve">Your turn</w:t>
             </w:r>
           </w:p>
           <w:p>
@@ -756,71 +756,71 @@
                 <w:sz w:val="19"/>
                 <w:szCs w:val="19"/>
               </w:rPr>
-              <w:t xml:space="preserve">Now you try — just like it</w:t>
-            </w:r>
-          </w:p>
-          <w:p>
-            <w:pPr>
-              <w:spacing w:after="0" w:line="240"/>
-            </w:pPr>
-            <w:r>
-              <w:rPr>
-                <w:rFonts w:ascii="Consolas" w:cs="Consolas" w:eastAsia="Consolas" w:hAnsi="Consolas"/>
-                <w:b w:val="false"/>
-                <w:bCs w:val="false"/>
-                <w:color w:val="1A1A1A"/>
-                <w:sz w:val="26"/>
-                <w:szCs w:val="26"/>
-              </w:rPr>
-              <w:t xml:space="preserve">    3 8</w:t>
-            </w:r>
-          </w:p>
-          <w:p>
-            <w:pPr>
-              <w:spacing w:after="0" w:line="240"/>
-            </w:pPr>
-            <w:r>
-              <w:rPr>
-                <w:rFonts w:ascii="Consolas" w:cs="Consolas" w:eastAsia="Consolas" w:hAnsi="Consolas"/>
-                <w:b w:val="false"/>
-                <w:bCs w:val="false"/>
-                <w:color w:val="1A1A1A"/>
-                <w:sz w:val="26"/>
-                <w:szCs w:val="26"/>
-              </w:rPr>
-              <w:t xml:space="preserve">×   2 4</w:t>
-            </w:r>
-          </w:p>
-          <w:p>
-            <w:pPr>
-              <w:spacing w:after="0" w:line="240"/>
-            </w:pPr>
-            <w:r>
-              <w:rPr>
-                <w:rFonts w:ascii="Consolas" w:cs="Consolas" w:eastAsia="Consolas" w:hAnsi="Consolas"/>
-                <w:b w:val="false"/>
-                <w:bCs w:val="false"/>
-                <w:color w:val="1A1A1A"/>
-                <w:sz w:val="26"/>
-                <w:szCs w:val="26"/>
-              </w:rPr>
-              <w:t xml:space="preserve">  ─────</w:t>
-            </w:r>
-          </w:p>
-          <w:p>
-            <w:pPr>
-              <w:spacing w:after="0" w:line="240"/>
-            </w:pPr>
-            <w:r>
-              <w:rPr>
-                <w:rFonts w:ascii="Consolas" w:cs="Consolas" w:eastAsia="Consolas" w:hAnsi="Consolas"/>
-                <w:b w:val="false"/>
-                <w:bCs w:val="false"/>
-                <w:color w:val="1A1A1A"/>
-                <w:sz w:val="26"/>
-                <w:szCs w:val="26"/>
-              </w:rPr>
-              <w:t xml:space="preserve">  _____</w:t>
+              <w:t xml:space="preserve">Your turn</w:t>
+            </w:r>
+          </w:p>
+          <w:p>
+            <w:pPr>
+              <w:spacing w:after="0" w:line="240"/>
+            </w:pPr>
+            <w:r>
+              <w:rPr>
+                <w:rFonts w:ascii="Consolas" w:cs="Consolas" w:eastAsia="Consolas" w:hAnsi="Consolas"/>
+                <w:b w:val="false"/>
+                <w:bCs w:val="false"/>
+                <w:color w:val="1A1A1A"/>
+                <w:sz w:val="26"/>
+                <w:szCs w:val="26"/>
+              </w:rPr>
+              <w:t xml:space="preserve">      3 8</w:t>
+            </w:r>
+          </w:p>
+          <w:p>
+            <w:pPr>
+              <w:spacing w:after="0" w:line="240"/>
+            </w:pPr>
+            <w:r>
+              <w:rPr>
+                <w:rFonts w:ascii="Consolas" w:cs="Consolas" w:eastAsia="Consolas" w:hAnsi="Consolas"/>
+                <w:b w:val="false"/>
+                <w:bCs w:val="false"/>
+                <w:color w:val="1A1A1A"/>
+                <w:sz w:val="26"/>
+                <w:szCs w:val="26"/>
+              </w:rPr>
+              <w:t xml:space="preserve">×     2 4</w:t>
+            </w:r>
+          </w:p>
+          <w:p>
+            <w:pPr>
+              <w:spacing w:after="0" w:line="240"/>
+            </w:pPr>
+            <w:r>
+              <w:rPr>
+                <w:rFonts w:ascii="Consolas" w:cs="Consolas" w:eastAsia="Consolas" w:hAnsi="Consolas"/>
+                <w:b w:val="false"/>
+                <w:bCs w:val="false"/>
+                <w:color w:val="1A1A1A"/>
+                <w:sz w:val="26"/>
+                <w:szCs w:val="26"/>
+              </w:rPr>
+              <w:t xml:space="preserve">  ───────</w:t>
+            </w:r>
+          </w:p>
+          <w:p>
+            <w:pPr>
+              <w:spacing w:after="0" w:line="240"/>
+            </w:pPr>
+            <w:r>
+              <w:rPr>
+                <w:rFonts w:ascii="Consolas" w:cs="Consolas" w:eastAsia="Consolas" w:hAnsi="Consolas"/>
+                <w:b w:val="false"/>
+                <w:bCs w:val="false"/>
+                <w:color w:val="1A1A1A"/>
+                <w:sz w:val="26"/>
+                <w:szCs w:val="26"/>
+              </w:rPr>
+              <w:t xml:space="preserve">  _______</w:t>
             </w:r>
           </w:p>
         </w:tc>
@@ -952,7 +952,7 @@
                 <w:sz w:val="19"/>
                 <w:szCs w:val="19"/>
               </w:rPr>
-              <w:t xml:space="preserve">Now you try — just like it</w:t>
+              <w:t xml:space="preserve">Your turn</w:t>
             </w:r>
           </w:p>
           <w:p>
@@ -1682,7 +1682,7 @@
                 <w:sz w:val="20"/>
                 <w:szCs w:val="20"/>
               </w:rPr>
-              <w:t xml:space="preserve">Set it up yourself — stack each one, then solve.</w:t>
+              <w:t xml:space="preserve">Stack, then solve.</w:t>
             </w:r>
           </w:p>
           <w:p>
@@ -1696,7 +1696,7 @@
                 <w:sz w:val="23"/>
                 <w:szCs w:val="23"/>
               </w:rPr>
-              <w:t xml:space="preserve">67 × 7 = ______        128 × 6 = ______</w:t>
+              <w:t xml:space="preserve">67 × 7 = ______         128 × 6 = ______</w:t>
             </w:r>
           </w:p>
           <w:p>
